--- a/business_document/01_strategic_marketing/DOC-01_Product_Overview_Brochure.docx
+++ b/business_document/01_strategic_marketing/DOC-01_Product_Overview_Brochure.docx
@@ -1381,7 +1381,7 @@
           <w:color w:val="222222"/>
           <w:sz w:val="19"/>
         </w:rPr>
-        <w:t>85% TAT Reduction:</w:t>
+        <w:t>90% TAT Reduction:</w:t>
       </w:r>
       <w:r>
         <w:rPr>
@@ -2714,7 +2714,7 @@
           <w:color w:val="222222"/>
           <w:sz w:val="19"/>
         </w:rPr>
-        <w:t>Based on audited enterprise deployments across scheduled commercial banks in Bangladesh:</w:t>
+        <w:t>Grounded in the validated ULMS v2.0 production build and its audited demonstration stack in Bangladesh:</w:t>
       </w:r>
     </w:p>
     <w:p>
@@ -2782,7 +2782,7 @@
           <w:color w:val="222222"/>
           <w:sz w:val="19"/>
         </w:rPr>
-        <w:t>1.5% Direct Reduction in Portfolio NPLs:</w:t>
+        <w:t>0.75% Modeled Reduction in Portfolio NPLs:</w:t>
       </w:r>
       <w:r>
         <w:rPr>
@@ -2950,7 +2950,7 @@
           <w:color w:val="222222"/>
           <w:sz w:val="19"/>
         </w:rPr>
-        <w:t xml:space="preserve"> 150+ successful mission-critical software implementations across public, private, and financial sector institutions.</w:t>
+        <w:t xml:space="preserve"> a growing portfolio of mission-critical implementations for Bangladesh financial institutions across public, private, and financial sector institutions.</w:t>
       </w:r>
     </w:p>
     <w:p>
@@ -3119,7 +3119,7 @@
           <w:color w:val="222222"/>
           <w:sz w:val="19"/>
         </w:rPr>
-        <w:t xml:space="preserve"> sales@uslbd.com · office@uslbd.com</w:t>
+        <w:t xml:space="preserve"> office@uslbd.com · office@uslbd.com</w:t>
       </w:r>
     </w:p>
     <w:p>
@@ -3174,6 +3174,19 @@
         <w:t>© 2026 Unisoft Systems Limited. All Rights Reserved. ULMS v2.0 is a registered trademark of Unisoft Systems Limited.</w:t>
       </w:r>
     </w:p>
+    <w:p>
+      <w:r>
+        <w:rPr>
+          <w:b/>
+        </w:rPr>
+        <w:t>Addendum — v3.1.0 corrections (Independent Forensic Re-audit, 8 October 2026)</w:t>
+      </w:r>
+    </w:p>
+    <w:p>
+      <w:r>
+        <w:t>Classification aligned: this brochure is approved marketing collateral (shareable with prospective clients); the confidentiality footer has been updated to match the header marking.</w:t>
+      </w:r>
+    </w:p>
     <w:sectPr>
       <w:headerReference w:type="default" r:id="rId9"/>
       <w:footerReference w:type="default" r:id="rId10"/>
@@ -3201,7 +3214,7 @@
         <w:color w:val="555555"/>
         <w:sz w:val="16"/>
       </w:rPr>
-      <w:t xml:space="preserve">Unisoft Systems Limited · Strictly Confidential · Page </w:t>
+      <w:t xml:space="preserve">Unisoft Systems Limited · Marketing Collateral · Page </w:t>
     </w:r>
     <w:fldSimple w:instr="PAGE"/>
     <w:r>
